--- a/Word/Module 1/DOCX/Exercices/07_Exercice_Atelier_final_CHC.docx
+++ b/Word/Module 1/DOCX/Exercices/07_Exercice_Atelier_final_CHC.docx
@@ -15,7 +15,7 @@
         <w:pStyle w:val="Heading1"/>
       </w:pPr>
       <w:r>
-        <w:t>Choisissez un cas : procedure interne, compte rendu, note interne ou courrier.</w:t>
+        <w:t>Choisissez un cas : procédure interne, compte rendu, note interne ou courrier.</w:t>
       </w:r>
     </w:p>
     <w:p>
@@ -23,7 +23,7 @@
         <w:pStyle w:val="ListBullet"/>
       </w:pPr>
       <w:r>
-        <w:t>Creez un document de 3 a 5 pages avec une page de garde.</w:t>
+        <w:t>Créez un document de 3 à 5 pages avec une page de garde.</w:t>
       </w:r>
     </w:p>
     <w:p>
@@ -39,7 +39,7 @@
         <w:pStyle w:val="ListBullet"/>
       </w:pPr>
       <w:r>
-        <w:t>Inserez une table des matieres automatique.</w:t>
+        <w:t>Insérez une table des matières automatique.</w:t>
       </w:r>
     </w:p>
     <w:p>
@@ -47,7 +47,7 @@
         <w:pStyle w:val="ListBullet"/>
       </w:pPr>
       <w:r>
-        <w:t>Ajoutez un tableau utile (actions, decisions ou responsables).</w:t>
+        <w:t>Ajoutez un tableau utile (actions, décisions ou responsables).</w:t>
       </w:r>
     </w:p>
     <w:p>
@@ -55,7 +55,7 @@
         <w:pStyle w:val="ListBullet"/>
       </w:pPr>
       <w:r>
-        <w:t>Ajoutez une liste a puces ou numerotee.</w:t>
+        <w:t>Ajoutez une liste à puces ou numérotée.</w:t>
       </w:r>
     </w:p>
     <w:p>
@@ -63,7 +63,7 @@
         <w:pStyle w:val="ListBullet"/>
       </w:pPr>
       <w:r>
-        <w:t>Ajoutez un en-tete ou un pied de page avec numerotation.</w:t>
+        <w:t>Ajoutez un en-tête ou un pied de page avec numérotation.</w:t>
       </w:r>
     </w:p>
     <w:p>
@@ -79,7 +79,7 @@
         <w:pStyle w:val="ListBullet"/>
       </w:pPr>
       <w:r>
-        <w:t>Mettez la table des matieres a jour et previsualisez avant impression.</w:t>
+        <w:t>Mettez la table des matières à jour et prévisualisez avant impression.</w:t>
       </w:r>
     </w:p>
     <w:sectPr>
